--- a/SRS/PMI-DOC-001_Executive_Product_Vision.docx
+++ b/SRS/PMI-DOC-001_Executive_Product_Vision.docx
@@ -472,6 +472,14 @@
     </w:p>
     <w:p>
       <w:pPr>
+        <w:pStyle w:val="ListBullet"/>
+      </w:pPr>
+      <w:r>
+        <w:t xml:space="preserve">Clarification - 2026-08-25 (Constitution XII, PMI-DOC-004 v2.0 section 6.22). This exclusion stands. PMI Studio does not edit code and does not replace an IDE. It does NOT exclude PMI Studio from being the authoritative record of governed Spec Kit executions that originate in an IDE, a terminal, a CI pipeline or any other approved surface. Recording what an execution did, to which specification version, under whose authority, with what evidence, is control-plane functionality - the product's centre, not an expansion of its scope. See BR-0196.</w:t>
+      </w:r>
+    </w:p>
+    <w:p>
+      <w:pPr>
         <w:pStyle w:val="Heading2"/>
       </w:pPr>
       <w:r>
